--- a/בראשית/Complete/בראשית יב.docx
+++ b/בראשית/Complete/בראשית יב.docx
@@ -41,20 +41,20 @@
           <w:pgNumType w:start="1"/>
         </w:sectPr>
       </w:pPr>
-      <w:bookmarkStart w:colFirst="0" w:colLast="0" w:name="_d2lbn7f62vmz" w:id="0"/>
+      <w:bookmarkStart w:colFirst="0" w:colLast="0" w:name="_robe09yps63a" w:id="0"/>
       <w:bookmarkEnd w:id="0"/>
       <w:r>
         <w:rPr>
-          <w:rFonts w:ascii="Arial" w:cs="Arial" w:eastAsia="Arial" w:hAnsi="Arial"/>
-          <w:b w:val="0"/>
-          <w:bCs w:val="0"/>
-          <w:i w:val="0"/>
-          <w:iCs w:val="0"/>
+          <w:rFonts w:ascii="Noto Sans Hebrew" w:cs="Noto Sans Hebrew" w:eastAsia="Noto Sans Hebrew" w:hAnsi="Noto Sans Hebrew"/>
+          <w:b w:val="1"/>
+          <w:bCs w:val="1"/>
+          <w:i w:val="1"/>
+          <w:iCs w:val="1"/>
           <w:smallCaps w:val="0"/>
           <w:strike w:val="0"/>
           <w:color w:val="000000"/>
-          <w:sz w:val="52"/>
-          <w:szCs w:val="52"/>
+          <w:sz w:val="28"/>
+          <w:szCs w:val="28"/>
           <w:u w:val="none"/>
           <w:shd w:fill="auto" w:val="clear"/>
           <w:vertAlign w:val="baseline"/>
@@ -148,45 +148,26 @@
     </w:p>
     <w:p>
       <w:pPr>
+        <w:pStyle w:val="Title"/>
         <w:bidi w:val="1"/>
-        <w:ind w:left="720" w:firstLine="0"/>
-        <w:rPr>
-          <w:rFonts w:ascii="Noto Sans Hebrew" w:cs="Noto Sans Hebrew" w:eastAsia="Noto Sans Hebrew" w:hAnsi="Noto Sans Hebrew"/>
-          <w:b w:val="1"/>
-          <w:bCs w:val="1"/>
-          <w:sz w:val="28"/>
-          <w:szCs w:val="28"/>
-        </w:rPr>
+        <w:rPr/>
       </w:pPr>
-      <w:r>
-        <w:rPr>
-          <w:rFonts w:ascii="Noto Sans Hebrew" w:cs="Noto Sans Hebrew" w:eastAsia="Noto Sans Hebrew" w:hAnsi="Noto Sans Hebrew"/>
-          <w:b w:val="1"/>
-          <w:bCs w:val="1"/>
-          <w:sz w:val="28"/>
-          <w:szCs w:val="28"/>
+      <w:bookmarkStart w:colFirst="0" w:colLast="0" w:name="_rnz5h7fttotm" w:id="2"/>
+      <w:bookmarkEnd w:id="2"/>
+      <w:r>
+        <w:rPr>
           <w:rtl w:val="1"/>
         </w:rPr>
         <w:t xml:space="preserve">לך</w:t>
       </w:r>
       <w:r>
         <w:rPr>
-          <w:rFonts w:ascii="Noto Sans Hebrew" w:cs="Noto Sans Hebrew" w:eastAsia="Noto Sans Hebrew" w:hAnsi="Noto Sans Hebrew"/>
-          <w:b w:val="1"/>
-          <w:bCs w:val="1"/>
-          <w:sz w:val="28"/>
-          <w:szCs w:val="28"/>
           <w:rtl w:val="1"/>
         </w:rPr>
         <w:t xml:space="preserve"> </w:t>
       </w:r>
       <w:r>
         <w:rPr>
-          <w:rFonts w:ascii="Noto Sans Hebrew" w:cs="Noto Sans Hebrew" w:eastAsia="Noto Sans Hebrew" w:hAnsi="Noto Sans Hebrew"/>
-          <w:b w:val="1"/>
-          <w:bCs w:val="1"/>
-          <w:sz w:val="28"/>
-          <w:szCs w:val="28"/>
           <w:rtl w:val="1"/>
         </w:rPr>
         <w:t xml:space="preserve">לך</w:t>
@@ -198,8 +179,8 @@
         <w:bidi w:val="1"/>
         <w:rPr/>
       </w:pPr>
-      <w:bookmarkStart w:colFirst="0" w:colLast="0" w:name="_jk8ihe750tg4" w:id="2"/>
-      <w:bookmarkEnd w:id="2"/>
+      <w:bookmarkStart w:colFirst="0" w:colLast="0" w:name="_jk8ihe750tg4" w:id="3"/>
+      <w:bookmarkEnd w:id="3"/>
       <w:r>
         <w:rPr>
           <w:rtl w:val="1"/>
@@ -8556,8 +8537,8 @@
         <w:bidi w:val="1"/>
         <w:rPr/>
       </w:pPr>
-      <w:bookmarkStart w:colFirst="0" w:colLast="0" w:name="_6yn4ftiz93db" w:id="3"/>
-      <w:bookmarkEnd w:id="3"/>
+      <w:bookmarkStart w:colFirst="0" w:colLast="0" w:name="_6yn4ftiz93db" w:id="4"/>
+      <w:bookmarkEnd w:id="4"/>
       <w:r>
         <w:rPr>
           <w:rtl w:val="0"/>
@@ -12857,8 +12838,8 @@
           <w:szCs w:val="46"/>
         </w:rPr>
       </w:pPr>
-      <w:bookmarkStart w:colFirst="0" w:colLast="0" w:name="_exzv8vtehcdf" w:id="4"/>
-      <w:bookmarkEnd w:id="4"/>
+      <w:bookmarkStart w:colFirst="0" w:colLast="0" w:name="_exzv8vtehcdf" w:id="5"/>
+      <w:bookmarkEnd w:id="5"/>
       <w:r>
         <w:rPr>
           <w:rFonts w:ascii="Noto Sans Hebrew" w:cs="Noto Sans Hebrew" w:eastAsia="Noto Sans Hebrew" w:hAnsi="Noto Sans Hebrew"/>
@@ -18446,12 +18427,17 @@
     <w:pPr>
       <w:keepNext w:val="1"/>
       <w:keepLines w:val="1"/>
-      <w:pageBreakBefore w:val="0"/>
-      <w:spacing w:after="60" w:before="0" w:lineRule="auto"/>
+      <w:bidi w:val="1"/>
+      <w:ind w:left="720" w:firstLine="0"/>
     </w:pPr>
     <w:rPr>
-      <w:sz w:val="52"/>
-      <w:szCs w:val="52"/>
+      <w:rFonts w:ascii="Noto Sans Hebrew" w:cs="Noto Sans Hebrew" w:eastAsia="Noto Sans Hebrew" w:hAnsi="Noto Sans Hebrew"/>
+      <w:b w:val="1"/>
+      <w:bCs w:val="1"/>
+      <w:i w:val="1"/>
+      <w:iCs w:val="1"/>
+      <w:sz w:val="28"/>
+      <w:szCs w:val="28"/>
     </w:rPr>
   </w:style>
   <w:style w:type="paragraph" w:styleId="Subtitle">
